--- a/Fiche_Xavier_Bureille_2026-2027.docx
+++ b/Fiche_Xavier_Bureille_2026-2027.docx
@@ -1007,7 +1007,7 @@
                 <w:sz w:val="16"/>
                 <w:szCs w:val="16"/>
               </w:rPr>
-              <w:t xml:space="preserve">   2022 · 4.5</w:t>
+              <w:t xml:space="preserve">   2022 · 4.6</w:t>
             </w:r>
           </w:p>
         </w:tc>

--- a/Fiche_Xavier_Bureille_2026-2027.docx
+++ b/Fiche_Xavier_Bureille_2026-2027.docx
@@ -362,7 +362,7 @@
                 <w:sz w:val="16"/>
                 <w:szCs w:val="16"/>
               </w:rPr>
-              <w:t xml:space="preserve">   2021 · 5</w:t>
+              <w:t xml:space="preserve">   2021 · 5.1</w:t>
             </w:r>
           </w:p>
         </w:tc>
@@ -467,7 +467,7 @@
                 <w:sz w:val="16"/>
                 <w:szCs w:val="16"/>
               </w:rPr>
-              <w:t xml:space="preserve">   2021 · 5.5</w:t>
+              <w:t xml:space="preserve">   2021 · 5.6</w:t>
             </w:r>
           </w:p>
         </w:tc>
@@ -1112,7 +1112,7 @@
                 <w:sz w:val="16"/>
                 <w:szCs w:val="16"/>
               </w:rPr>
-              <w:t xml:space="preserve">   2022 · 4.3</w:t>
+              <w:t xml:space="preserve">   2022 · 4.4</w:t>
             </w:r>
           </w:p>
         </w:tc>
@@ -1153,7 +1153,7 @@
                 <w:sz w:val="19"/>
                 <w:szCs w:val="19"/>
               </w:rPr>
-              <w:t xml:space="preserve">DOMESTICI (COMMUNE) Edoardo</w:t>
+              <w:t xml:space="preserve">DOMESTICI Edoardo</w:t>
             </w:r>
             <w:r>
               <w:rPr>
@@ -1267,7 +1267,7 @@
                 <w:sz w:val="16"/>
                 <w:szCs w:val="16"/>
               </w:rPr>
-              <w:t xml:space="preserve">   2022 · 4.1</w:t>
+              <w:t xml:space="preserve">   2022 · 4.2</w:t>
             </w:r>
           </w:p>
         </w:tc>
